--- a/tillsyn/A 30892-2024 tillsynsbegäran.docx
+++ b/tillsyn/A 30892-2024 tillsynsbegäran.docx
@@ -300,7 +300,7 @@
     <w:r>
       <w:tab/>
       <w:tab/>
-      <w:t>2026-10-08</w:t>
+      <w:t>2026-10-09</w:t>
       <w:br/>
       <w:br/>
     </w:r>

--- a/tillsyn/A 30892-2024 tillsynsbegäran.docx
+++ b/tillsyn/A 30892-2024 tillsynsbegäran.docx
@@ -300,7 +300,7 @@
     <w:r>
       <w:tab/>
       <w:tab/>
-      <w:t>2026-10-09</w:t>
+      <w:t>2026-10-10</w:t>
       <w:br/>
       <w:br/>
     </w:r>

--- a/tillsyn/A 30892-2024 tillsynsbegäran.docx
+++ b/tillsyn/A 30892-2024 tillsynsbegäran.docx
@@ -300,7 +300,7 @@
     <w:r>
       <w:tab/>
       <w:tab/>
-      <w:t>2026-10-10</w:t>
+      <w:t>2026-10-11</w:t>
       <w:br/>
       <w:br/>
     </w:r>

--- a/tillsyn/A 30892-2024 tillsynsbegäran.docx
+++ b/tillsyn/A 30892-2024 tillsynsbegäran.docx
@@ -300,7 +300,7 @@
     <w:r>
       <w:tab/>
       <w:tab/>
-      <w:t>2026-10-11</w:t>
+      <w:t>2026-10-12</w:t>
       <w:br/>
       <w:br/>
     </w:r>

--- a/tillsyn/A 30892-2024 tillsynsbegäran.docx
+++ b/tillsyn/A 30892-2024 tillsynsbegäran.docx
@@ -300,7 +300,7 @@
     <w:r>
       <w:tab/>
       <w:tab/>
-      <w:t>2026-10-12</w:t>
+      <w:t>2026-10-13</w:t>
       <w:br/>
       <w:br/>
     </w:r>

--- a/tillsyn/A 30892-2024 tillsynsbegäran.docx
+++ b/tillsyn/A 30892-2024 tillsynsbegäran.docx
@@ -300,7 +300,7 @@
     <w:r>
       <w:tab/>
       <w:tab/>
-      <w:t>2026-10-13</w:t>
+      <w:t>2026-10-14</w:t>
       <w:br/>
       <w:br/>
     </w:r>

--- a/tillsyn/A 30892-2024 tillsynsbegäran.docx
+++ b/tillsyn/A 30892-2024 tillsynsbegäran.docx
@@ -300,7 +300,7 @@
     <w:r>
       <w:tab/>
       <w:tab/>
-      <w:t>2026-10-14</w:t>
+      <w:t>2026-10-15</w:t>
       <w:br/>
       <w:br/>
     </w:r>

--- a/tillsyn/A 30892-2024 tillsynsbegäran.docx
+++ b/tillsyn/A 30892-2024 tillsynsbegäran.docx
@@ -300,7 +300,7 @@
     <w:r>
       <w:tab/>
       <w:tab/>
-      <w:t>2026-10-15</w:t>
+      <w:t>2026-10-16</w:t>
       <w:br/>
       <w:br/>
     </w:r>

--- a/tillsyn/A 30892-2024 tillsynsbegäran.docx
+++ b/tillsyn/A 30892-2024 tillsynsbegäran.docx
@@ -300,7 +300,7 @@
     <w:r>
       <w:tab/>
       <w:tab/>
-      <w:t>2026-10-16</w:t>
+      <w:t>2026-10-17</w:t>
       <w:br/>
       <w:br/>
     </w:r>

--- a/tillsyn/A 30892-2024 tillsynsbegäran.docx
+++ b/tillsyn/A 30892-2024 tillsynsbegäran.docx
@@ -300,7 +300,7 @@
     <w:r>
       <w:tab/>
       <w:tab/>
-      <w:t>2026-10-17</w:t>
+      <w:t>2026-10-18</w:t>
       <w:br/>
       <w:br/>
     </w:r>

--- a/tillsyn/A 30892-2024 tillsynsbegäran.docx
+++ b/tillsyn/A 30892-2024 tillsynsbegäran.docx
@@ -300,7 +300,7 @@
     <w:r>
       <w:tab/>
       <w:tab/>
-      <w:t>2026-10-18</w:t>
+      <w:t>2026-10-19</w:t>
       <w:br/>
       <w:br/>
     </w:r>

--- a/tillsyn/A 30892-2024 tillsynsbegäran.docx
+++ b/tillsyn/A 30892-2024 tillsynsbegäran.docx
@@ -65,7 +65,7 @@
     </w:p>
     <w:p>
       <w:r>
-        <w:t>I och inom 24 meter från avverkningsanmälan finns fynd av 7 naturvårdsarter, varav 4 är rödlistade, 1 är typisk (T) och 2 är signalarter (S): gulsträngad fagerspindling (VU), svartgrön spindling (VU), flattoppad klubbsvamp (NT), odörspindling (NT), anisspindling (S), svavelriska (S) och kransmossa (T). Se Figur 1.</w:t>
+        <w:t>I och inom 24 meter från avverkningsanmälan finns fynd av 8 naturvårdsarter, varav 5 är rödlistade, 1 är typisk (T) och 2 är signalarter (S): gulsträngad fagerspindling (VU), svartgrön spindling (VU), trollspindling (VU), flattoppad klubbsvamp (NT), odörspindling (NT), anisspindling (S), svavelriska (S) och kransmossa (T). Se Figur 1.</w:t>
       </w:r>
     </w:p>
     <w:p>
@@ -119,6 +119,17 @@
       </w:r>
       <w:r>
         <w:t>, som bildar mykorrhiza med gran och tall i ängsgranskog och barrblandskog på kalkrik mark, har i Sverige sin huvudsakliga utbredning på Gotland. Arten är placerad högst upp i Skogsstyrelsens värdepyramid för bedömning av skog med höga naturvärden och den missgynnas av intensivt skogsbruk och kalavverkningar. Svartgrön spindling är globalt rödlistad som nära hotad (NT) vilket innebär att Sverige har ett internationellt ansvar för arten (SLU Artdatabanken, 2024; Nitare &amp; Skogsstyrelsen, 2019; IUCN, 2019).</w:t>
+      </w:r>
+    </w:p>
+    <w:p>
+      <w:r>
+        <w:rPr>
+          <w:b/>
+        </w:rPr>
+        <w:t>Trollspindling (VU)</w:t>
+      </w:r>
+      <w:r>
+        <w:t xml:space="preserve"> är en ytterst sällsynt ädelspindling som bildar mykorrhiza med tall och gran i ljusöppen och luckig kalkbarrskog. Främsta hotet är rationellt skogsbruk med slutavverkning eller andra avverkningar. Skydda kända lokaler formellt och om svampen påträffas på nya lokaler bör även dessa skyddas (SLU Artdatabanken, 2026).</w:t>
       </w:r>
     </w:p>
     <w:p>
@@ -300,7 +311,7 @@
     <w:r>
       <w:tab/>
       <w:tab/>
-      <w:t>2026-10-19</w:t>
+      <w:t>2026-10-20</w:t>
       <w:br/>
       <w:br/>
     </w:r>

--- a/tillsyn/A 30892-2024 tillsynsbegäran.docx
+++ b/tillsyn/A 30892-2024 tillsynsbegäran.docx
@@ -311,7 +311,7 @@
     <w:r>
       <w:tab/>
       <w:tab/>
-      <w:t>2026-10-20</w:t>
+      <w:t>2026-10-21</w:t>
       <w:br/>
       <w:br/>
     </w:r>

--- a/tillsyn/A 30892-2024 tillsynsbegäran.docx
+++ b/tillsyn/A 30892-2024 tillsynsbegäran.docx
@@ -311,7 +311,7 @@
     <w:r>
       <w:tab/>
       <w:tab/>
-      <w:t>2026-10-21</w:t>
+      <w:t>2026-10-22</w:t>
       <w:br/>
       <w:br/>
     </w:r>

--- a/tillsyn/A 30892-2024 tillsynsbegäran.docx
+++ b/tillsyn/A 30892-2024 tillsynsbegäran.docx
@@ -311,7 +311,7 @@
     <w:r>
       <w:tab/>
       <w:tab/>
-      <w:t>2026-10-22</w:t>
+      <w:t>2026-10-23</w:t>
       <w:br/>
       <w:br/>
     </w:r>

--- a/tillsyn/A 30892-2024 tillsynsbegäran.docx
+++ b/tillsyn/A 30892-2024 tillsynsbegäran.docx
@@ -311,7 +311,7 @@
     <w:r>
       <w:tab/>
       <w:tab/>
-      <w:t>2026-10-23</w:t>
+      <w:t>2026-10-24</w:t>
       <w:br/>
       <w:br/>
     </w:r>

--- a/tillsyn/A 30892-2024 tillsynsbegäran.docx
+++ b/tillsyn/A 30892-2024 tillsynsbegäran.docx
@@ -65,7 +65,7 @@
     </w:p>
     <w:p>
       <w:r>
-        <w:t>I och inom 24 meter från avverkningsanmälan finns fynd av 8 naturvårdsarter, varav 5 är rödlistade, 1 är typisk (T) och 2 är signalarter (S): gulsträngad fagerspindling (VU), svartgrön spindling (VU), trollspindling (VU), flattoppad klubbsvamp (NT), odörspindling (NT), anisspindling (S), svavelriska (S) och kransmossa (T). Se Figur 1.</w:t>
+        <w:t>I och inom 24 meter från avverkningsanmälan finns fynd av 10 naturvårdsarter, varav 6 är rödlistade, 1 är typisk (T) och 3 är signalarter (S): blårödling (VU), gulsträngad fagerspindling (VU), svartgrön spindling (VU), trollspindling (VU), flattoppad klubbsvamp (NT), odörspindling (NT), anisspindling (S), rödgul trumpetsvamp (S), svavelriska (S) och kransmossa (T). Se Figur 1.</w:t>
       </w:r>
     </w:p>
     <w:p>
@@ -97,6 +97,17 @@
     <w:p>
       <w:r>
         <w:t>Nedan följer beskrivningar av de naturvårdsarter och fridlysta arter som har sina livsmiljöer och växtplatser i den avverkningsanmälda skogen. De påträffade naturvårdsarterna är ett tydligt kvitto på att det rör sig om en skog med höga naturvärden.</w:t>
+      </w:r>
+    </w:p>
+    <w:p>
+      <w:r>
+        <w:rPr>
+          <w:b/>
+        </w:rPr>
+        <w:t>Blårödling (VU)</w:t>
+      </w:r>
+      <w:r>
+        <w:t xml:space="preserve"> lever främst i mager, ogödslad fodermark, som naturbetesmarker eller hackslått. Förekommer dessutom i ädellövskog och kalkskog på bar jord, och även i rikkärr. Arten är globalt rödlistad som sårbar (VU) vilket innebär att Sverige har ett internationellt ansvar för arten (SLU Artdatabanken, 2026; IUCN, 2019).</w:t>
       </w:r>
     </w:p>
     <w:p>
@@ -152,6 +163,17 @@
       </w:r>
       <w:r>
         <w:t xml:space="preserve"> bildar mykorrhiza med gran och tall i örtrik kalkbarrskog. Den uppträder huvudsakligen i äldre barrskogar så kallade ”bondeskogar” med en lång trädkontinuitet. Minskningstakten uppgår till 15 % inom 50 år och bedöms vara nära gränsvärdet för Sårbar (VU). (A2c+3c+4c). Virkesrika, äldre barrskogar med hög bonitet, på bättre jordar är en bristvara i befintliga, skyddade områden i Sverige och fler örtrika barrskogar med trädkontinuitet måste skyddas i större utsträckning än vad som tidigare gjorts. Områden med odörspindling bör inte gallras eller plockhuggas om inte huggningen efterföljs av skogsbete (SLU Artdatabanken, 2024).</w:t>
+      </w:r>
+    </w:p>
+    <w:p>
+      <w:r>
+        <w:rPr>
+          <w:b/>
+        </w:rPr>
+        <w:t xml:space="preserve">Rödgul trumpetsvamp </w:t>
+      </w:r>
+      <w:r>
+        <w:t>signalerar kalkrika barrsumpskogar eller avgränsade små mineralrika ytor i barrskogslandskapet, vilka normalt har höga naturvärden. I urbergsbygder är den en bra signalart på känsliga skogsbiotoper (Nitare &amp; Skogsstyrelsen, 2019).</w:t>
       </w:r>
     </w:p>
     <w:p>
@@ -311,7 +333,7 @@
     <w:r>
       <w:tab/>
       <w:tab/>
-      <w:t>2026-10-24</w:t>
+      <w:t>2026-10-25</w:t>
       <w:br/>
       <w:br/>
     </w:r>

--- a/tillsyn/A 30892-2024 tillsynsbegäran.docx
+++ b/tillsyn/A 30892-2024 tillsynsbegäran.docx
@@ -333,7 +333,7 @@
     <w:r>
       <w:tab/>
       <w:tab/>
-      <w:t>2026-10-25</w:t>
+      <w:t>2026-10-26</w:t>
       <w:br/>
       <w:br/>
     </w:r>

--- a/tillsyn/A 30892-2024 tillsynsbegäran.docx
+++ b/tillsyn/A 30892-2024 tillsynsbegäran.docx
@@ -333,7 +333,7 @@
     <w:r>
       <w:tab/>
       <w:tab/>
-      <w:t>2026-10-26</w:t>
+      <w:t>2026-10-27</w:t>
       <w:br/>
       <w:br/>
     </w:r>

--- a/tillsyn/A 30892-2024 tillsynsbegäran.docx
+++ b/tillsyn/A 30892-2024 tillsynsbegäran.docx
@@ -333,7 +333,7 @@
     <w:r>
       <w:tab/>
       <w:tab/>
-      <w:t>2026-10-27</w:t>
+      <w:t>2026-10-28</w:t>
       <w:br/>
       <w:br/>
     </w:r>

--- a/tillsyn/A 30892-2024 tillsynsbegäran.docx
+++ b/tillsyn/A 30892-2024 tillsynsbegäran.docx
@@ -333,7 +333,7 @@
     <w:r>
       <w:tab/>
       <w:tab/>
-      <w:t>2026-10-28</w:t>
+      <w:t>2026-10-29</w:t>
       <w:br/>
       <w:br/>
     </w:r>

--- a/tillsyn/A 30892-2024 tillsynsbegäran.docx
+++ b/tillsyn/A 30892-2024 tillsynsbegäran.docx
@@ -333,7 +333,7 @@
     <w:r>
       <w:tab/>
       <w:tab/>
-      <w:t>2026-10-29</w:t>
+      <w:t>2026-10-31</w:t>
       <w:br/>
       <w:br/>
     </w:r>
